--- a/qiminyaosu/ralph/生产稿_600/03_居事/现代齐民要术_03-18-5_为什么过度消毒也会增加家务和材料损耗_生产稿.docx
+++ b/qiminyaosu/ralph/生产稿_600/03_居事/现代齐民要术_03-18-5_为什么过度消毒也会增加家务和材料损耗_生产稿.docx
@@ -820,13 +820,7 @@
     </w:p>
     <w:p>
       <w:r>
-        <w:rPr>
-          <w:b/>
-        </w:rPr>
-        <w:t>START_FRAME：</w:t>
-      </w:r>
-      <w:r>
-        <w:t>现代中国家庭住宅剖面：浅色墙面、原木家具、柔和自然光，可见空气流动与层次；主体与开头相扣。</w:t>
+        <w:t>START_FRAME（首帧·五锁）：同一居事空间近景：家居表面/室内物件居中，客厅或卧室剖面空间环境清晰，柔和自然光，构图以为什么过度消毒也会增加家务和材料损耗对应的冲突对象为主体。</w:t>
       </w:r>
     </w:p>
     <w:p>
@@ -864,13 +858,7 @@
     </w:p>
     <w:p>
       <w:r>
-        <w:rPr>
-          <w:b/>
-        </w:rPr>
-        <w:t>END_FRAME：</w:t>
-      </w:r>
-      <w:r>
-        <w:t>稳定停在可桥接的尾帧，作下一镜首帧。</w:t>
+        <w:t>END_FRAME（尾帧·五锁）：镜头稳定停在居事空间的一个清晰物件/结构上（家居表面/室内物件，柔和自然光），形态位置与下一镜首帧一致，作桥接帧。</w:t>
       </w:r>
     </w:p>
     <w:p>
@@ -913,7 +901,10 @@
     </w:p>
     <w:p>
       <w:r>
-        <w:t>9:16 竖屏，高级半写实 3D/2.5D 现代家庭科学动画。现代中国家庭住宅剖面：浅色墙面、原木家具、柔和自然光，可见空气流动与层次。0—3s 引入「为什么过度消毒也会增加家务和材料损耗」主视觉事件；3—7s 演示/讲解机制与操作；7—10s 收束停在尾帧。无中文文字/字幕/Logo/水印；保持同一光线与镜头空间；无伪实验/伪专家；不出现可读数字表格。</w:t>
+        <w:rPr>
+          <w:b w:val="0"/>
+        </w:rPr>
+        <w:t>9:16 竖屏，高级半写实 3D/2.5D 现代家庭科学动画。现代中国家庭住宅剖面：浅色墙面、原木家具、柔和自然光，可见空气流动与层次。本镜主题「为什么过度消毒也会增加家务和材料损耗」（母题变量：清洁与消毒的目的不同、日常家庭通常不需要无差别消毒、重点接触面和生病场景、消毒剂浓度/材质/通风边界）。0—3s：放大冲突/常见错误，前1-3秒制造留存；3—7s：用连续镜头把机制或做法讲透；7—10s：收束停在悬念、判断点。本段用横向时间轴/进度条推进，便于理解时长或顺序。本段用收藏型清单，条目逐个打钩点亮。本段用家庭系统简图，节点连线呈现要素关系。动画风格借用：住宅剖面 / 空气流线 / 水汽凝结 / 污垢层次 / 家务动线。镜头最后稳定帧直接作为下一镜首帧。。无中文文字/字幕/Logo/水印/名牌；不改变衣服/材质/产品外观颜色；不出现可读数字表格；不做伪实景/伪医生/伪检测画面。</w:t>
       </w:r>
     </w:p>
     <w:p/>
@@ -960,13 +951,7 @@
     </w:p>
     <w:p>
       <w:r>
-        <w:rPr>
-          <w:b/>
-        </w:rPr>
-        <w:t>START_FRAME：</w:t>
-      </w:r>
-      <w:r>
-        <w:t>现代中国家庭住宅剖面：浅色墙面、原木家具、柔和自然光，可见空气流动与层次；主体与开头相扣。</w:t>
+        <w:t>START_FRAME（首帧·五锁）：自上一镜尾帧继承：家居表面/室内物件保持相同形态/材质/位置，柔和自然光，构图连续（五锁）。</w:t>
       </w:r>
     </w:p>
     <w:p>
@@ -1004,13 +989,7 @@
     </w:p>
     <w:p>
       <w:r>
-        <w:rPr>
-          <w:b/>
-        </w:rPr>
-        <w:t>END_FRAME：</w:t>
-      </w:r>
-      <w:r>
-        <w:t>稳定停在可桥接的尾帧，作下一镜首帧。</w:t>
+        <w:t>END_FRAME（尾帧·五锁）：镜头稳定停在居事空间的一个清晰物件/结构上（家居表面/室内物件，柔和自然光），形态位置与下一镜首帧一致，作桥接帧。</w:t>
       </w:r>
     </w:p>
     <w:p>
@@ -1053,7 +1032,10 @@
     </w:p>
     <w:p>
       <w:r>
-        <w:t>9:16 竖屏，高级半写实 3D/2.5D 现代家庭科学动画。现代中国家庭住宅剖面：浅色墙面、原木家具、柔和自然光，可见空气流动与层次。0—3s 引入「为什么过度消毒也会增加家务和材料损耗」主视觉事件；3—7s 演示/讲解机制与操作；7—10s 收束停在尾帧。无中文文字/字幕/Logo/水印；保持同一光线与镜头空间；无伪实验/伪专家；不出现可读数字表格。</w:t>
+        <w:rPr>
+          <w:b w:val="0"/>
+        </w:rPr>
+        <w:t>9:16 竖屏，高级半写实 3D/2.5D 现代家庭科学动画。现代中国家庭住宅剖面：浅色墙面、原木家具、柔和自然光，可见空气流动与层次。本镜主题「为什么过度消毒也会增加家务和材料损耗」（母题变量：清洁与消毒的目的不同、日常家庭通常不需要无差别消毒、重点接触面和生病场景、消毒剂浓度/材质/通风边界）。0—3s：从日常画面进入微观/剖面/透视；3—7s：用粒子、流动、结构示意表现机制；7—10s：从示意回到现实并落点。本段用横向时间轴/进度条推进，便于理解时长或顺序。本段用收藏型清单，条目逐个打钩点亮。本段用家庭系统简图，节点连线呈现要素关系。动画风格借用：住宅剖面 / 空气流线 / 水汽凝结 / 污垢层次 / 家务动线。镜头最后稳定帧直接作为下一镜首帧。。无中文文字/字幕/Logo/水印/名牌；不改变衣服/材质/产品外观颜色；不出现可读数字表格；不做伪实景/伪医生/伪检测画面。</w:t>
       </w:r>
     </w:p>
     <w:p/>
@@ -1100,13 +1082,7 @@
     </w:p>
     <w:p>
       <w:r>
-        <w:rPr>
-          <w:b/>
-        </w:rPr>
-        <w:t>START_FRAME：</w:t>
-      </w:r>
-      <w:r>
-        <w:t>现代中国家庭住宅剖面：浅色墙面、原木家具、柔和自然光，可见空气流动与层次；主体与开头相扣。</w:t>
+        <w:t>START_FRAME（首帧·五锁）：自上一镜尾帧继承：家居表面/室内物件保持相同形态/材质/位置，柔和自然光，构图连续（五锁）。</w:t>
       </w:r>
     </w:p>
     <w:p>
@@ -1144,13 +1120,7 @@
     </w:p>
     <w:p>
       <w:r>
-        <w:rPr>
-          <w:b/>
-        </w:rPr>
-        <w:t>END_FRAME：</w:t>
-      </w:r>
-      <w:r>
-        <w:t>稳定停在可桥接的尾帧，作下一镜首帧。</w:t>
+        <w:t>END_FRAME（尾帧·五锁）：镜头稳定停在居事空间的一个清晰物件/结构上（家居表面/室内物件，柔和自然光），形态位置与下一镜首帧一致，作桥接帧。</w:t>
       </w:r>
     </w:p>
     <w:p>
@@ -1193,7 +1163,10 @@
     </w:p>
     <w:p>
       <w:r>
-        <w:t>9:16 竖屏，高级半写实 3D/2.5D 现代家庭科学动画。现代中国家庭住宅剖面：浅色墙面、原木家具、柔和自然光，可见空气流动与层次。0—3s 引入「为什么过度消毒也会增加家务和材料损耗」主视觉事件；3—7s 演示/讲解机制与操作；7—10s 收束停在尾帧。无中文文字/字幕/Logo/水印；保持同一光线与镜头空间；无伪实验/伪专家；不出现可读数字表格。</w:t>
+        <w:rPr>
+          <w:b w:val="0"/>
+        </w:rPr>
+        <w:t>9:16 竖屏，高级半写实 3D/2.5D 现代家庭科学动画。现代中国家庭住宅剖面：浅色墙面、原木家具、柔和自然光，可见空气流动与层次。本镜主题「为什么过度消毒也会增加家务和材料损耗」（母题变量：清洁与消毒的目的不同、日常家庭通常不需要无差别消毒、重点接触面和生病场景、消毒剂浓度/材质/通风边界）。0—3s：固定出错对象，给出步骤起点；3—7s：镜头跟随手或物件依序完成动作；7—10s：停在正确完成的结果。本段用横向时间轴/进度条推进，便于理解时长或顺序。本段用收藏型清单，条目逐个打钩点亮。本段用家庭系统简图，节点连线呈现要素关系。动画风格借用：住宅剖面 / 空气流线 / 水汽凝结 / 污垢层次 / 家务动线。镜头最后稳定帧直接作为下一镜首帧。。无中文文字/字幕/Logo/水印/名牌；不改变衣服/材质/产品外观颜色；不出现可读数字表格；不做伪实景/伪医生/伪检测画面。</w:t>
       </w:r>
     </w:p>
     <w:p/>
@@ -1240,13 +1213,7 @@
     </w:p>
     <w:p>
       <w:r>
-        <w:rPr>
-          <w:b/>
-        </w:rPr>
-        <w:t>START_FRAME：</w:t>
-      </w:r>
-      <w:r>
-        <w:t>现代中国家庭住宅剖面：浅色墙面、原木家具、柔和自然光，可见空气流动与层次；主体与开头相扣。</w:t>
+        <w:t>START_FRAME（首帧·五锁）：自上一镜尾帧继承：家居表面/室内物件保持相同形态/材质/位置，柔和自然光，构图连续（五锁）。</w:t>
       </w:r>
     </w:p>
     <w:p>
@@ -1284,13 +1251,7 @@
     </w:p>
     <w:p>
       <w:r>
-        <w:rPr>
-          <w:b/>
-        </w:rPr>
-        <w:t>END_FRAME：</w:t>
-      </w:r>
-      <w:r>
-        <w:t>稳定停在可桥接的尾帧，作下一镜首帧。</w:t>
+        <w:t>END_FRAME（尾帧·五锁）：镜头稳定停在居事空间完成态（家居表面/室内物件，柔和自然光），画面右下留出供后期放品牌/片尾。</w:t>
       </w:r>
     </w:p>
     <w:p>
@@ -1333,7 +1294,10 @@
     </w:p>
     <w:p>
       <w:r>
-        <w:t>9:16 竖屏，高级半写实 3D/2.5D 现代家庭科学动画。现代中国家庭住宅剖面：浅色墙面、原木家具、柔和自然光，可见空气流动与层次。0—3s 引入「为什么过度消毒也会增加家务和材料损耗」主视觉事件；3—7s 演示/讲解机制与操作；7—10s 收束停在尾帧。无中文文字/字幕/Logo/水印；保持同一光线与镜头空间；无伪实验/伪专家；不出现可读数字表格。</w:t>
+        <w:rPr>
+          <w:b w:val="0"/>
+        </w:rPr>
+        <w:t>9:16 竖屏，高级半写实 3D/2.5D 现代家庭科学动画。现代中国家庭住宅剖面：浅色墙面、原木家具、柔和自然光，可见空气流动与层次。本镜主题「为什么过度消毒也会增加家务和材料损耗」（母题变量：清洁与消毒的目的不同、日常家庭通常不需要无差别消毒、重点接触面和生病场景、消毒剂浓度/材质/通风边界）。0—3s：并排摆出A/B/C或清单项；3—7s：按决策条件逐项扫选项；7—10s：停在选定结果或勾完的清单。本段用横向时间轴/进度条推进，便于理解时长或顺序。本段用收藏型清单，条目逐个打钩点亮。本段用家庭系统简图，节点连线呈现要素关系。动画风格借用：住宅剖面 / 空气流线 / 水汽凝结 / 污垢层次 / 家务动线。末尾稳定停帧，右下留出供后期加品牌/片尾。。无中文文字/字幕/Logo/水印/名牌；不改变衣服/材质/产品外观颜色；不出现可读数字表格；不做伪实景/伪医生/伪检测画面。</w:t>
       </w:r>
     </w:p>
     <w:p/>
